--- a/doc_tables/best_cats_amine_MeOH.docx
+++ b/doc_tables/best_cats_amine_MeOH.docx
@@ -474,7 +474,7 @@
           </w:tcPr>
           <w:p>
             <w:r>
-              <w:t>Pd</w:t>
+              <w:t>Fe</w:t>
             </w:r>
           </w:p>
         </w:tc>
@@ -494,27 +494,7 @@
           </w:tcPr>
           <w:p>
             <w:r>
-              <w:t>(25/140.0°C/K2CO3/Pd1Cu0.6–Fe3O4/no_data/10.1039/d2cy00065b/nan)</w:t>
-            </w:r>
-          </w:p>
-        </w:tc>
-        <w:tc>
-          <w:tcPr>
-            <w:tcW w:type="dxa" w:w="1080"/>
-          </w:tcPr>
-          <w:p>
-            <w:r>
-              <w:t>(25/140.0°C/K2CO3/Pd1Cu0.6–Fe3O4/no_data/10.1039/d2cy00065b/nan)</w:t>
-            </w:r>
-          </w:p>
-        </w:tc>
-        <w:tc>
-          <w:tcPr>
-            <w:tcW w:type="dxa" w:w="1080"/>
-          </w:tcPr>
-          <w:p>
-            <w:r>
-              <w:t>(19/120.0°C/K2CO3/Pd 1Cu0.6–Fe3O4/no data/10.1039/d2cy00065b/nan)</w:t>
+              <w:t>(20/80.0°C/MeOK/FeCl3/inert/10.1039/d2qo00825d/nan)</w:t>
             </w:r>
           </w:p>
         </w:tc>
@@ -544,7 +524,27 @@
           </w:tcPr>
           <w:p>
             <w:r>
-              <w:t>['K2CO3', 'KHCO3', 'K3PO4']</w:t>
+              <w:t>no data</w:t>
+            </w:r>
+          </w:p>
+        </w:tc>
+        <w:tc>
+          <w:tcPr>
+            <w:tcW w:type="dxa" w:w="1080"/>
+          </w:tcPr>
+          <w:p>
+            <w:r>
+              <w:t>no data</w:t>
+            </w:r>
+          </w:p>
+        </w:tc>
+        <w:tc>
+          <w:tcPr>
+            <w:tcW w:type="dxa" w:w="1080"/>
+          </w:tcPr>
+          <w:p>
+            <w:r>
+              <w:t>[]</w:t>
             </w:r>
           </w:p>
         </w:tc>
@@ -638,7 +638,7 @@
           </w:tcPr>
           <w:p>
             <w:r>
-              <w:t>Bi</w:t>
+              <w:t>Pd</w:t>
             </w:r>
           </w:p>
         </w:tc>
@@ -658,7 +658,7 @@
           </w:tcPr>
           <w:p>
             <w:r>
-              <w:t>(66/25.0°C/tBuOK/Bi-S3/S-Vs/inert/10.1039/d2ta06142b/nan)</w:t>
+              <w:t>(25/140.0°C/K2CO3/Pd1Cu0.6–Fe3O4/no_data/10.1039/d2cy00065b/nan)</w:t>
             </w:r>
           </w:p>
         </w:tc>
@@ -668,7 +668,7 @@
           </w:tcPr>
           <w:p>
             <w:r>
-              <w:t>(66/25.0°C/tBuOK/Bi-S3/S-Vs/inert/10.1039/d2ta06142b/nan)</w:t>
+              <w:t>(25/140.0°C/K2CO3/Pd1Cu0.6–Fe3O4/no_data/10.1039/d2cy00065b/nan)</w:t>
             </w:r>
           </w:p>
         </w:tc>
@@ -678,7 +678,7 @@
           </w:tcPr>
           <w:p>
             <w:r>
-              <w:t>(66/25.0°C/tBuOK/Bi-S3/S-Vs/inert/10.1039/d2ta06142b/nan)</w:t>
+              <w:t>(19/120.0°C/K2CO3/Pd 1Cu0.6–Fe3O4/no data/10.1039/d2cy00065b/nan)</w:t>
             </w:r>
           </w:p>
         </w:tc>
@@ -708,7 +708,7 @@
           </w:tcPr>
           <w:p>
             <w:r>
-              <w:t>['tBuOK']</w:t>
+              <w:t>['K2CO3', 'KHCO3', 'K3PO4']</w:t>
             </w:r>
           </w:p>
         </w:tc>
@@ -802,7 +802,7 @@
           </w:tcPr>
           <w:p>
             <w:r>
-              <w:t>Fe</w:t>
+              <w:t>Bi</w:t>
             </w:r>
           </w:p>
         </w:tc>
@@ -822,7 +822,27 @@
           </w:tcPr>
           <w:p>
             <w:r>
-              <w:t>(20/80.0°C/MeOK/FeCl3/inert/10.1039/d2qo00825d/nan)</w:t>
+              <w:t>(66/25.0°C/tBuOK/Bi-S3/S-Vs/inert/10.1039/d2ta06142b/nan)</w:t>
+            </w:r>
+          </w:p>
+        </w:tc>
+        <w:tc>
+          <w:tcPr>
+            <w:tcW w:type="dxa" w:w="1080"/>
+          </w:tcPr>
+          <w:p>
+            <w:r>
+              <w:t>(66/25.0°C/tBuOK/Bi-S3/S-Vs/inert/10.1039/d2ta06142b/nan)</w:t>
+            </w:r>
+          </w:p>
+        </w:tc>
+        <w:tc>
+          <w:tcPr>
+            <w:tcW w:type="dxa" w:w="1080"/>
+          </w:tcPr>
+          <w:p>
+            <w:r>
+              <w:t>(66/25.0°C/tBuOK/Bi-S3/S-Vs/inert/10.1039/d2ta06142b/nan)</w:t>
             </w:r>
           </w:p>
         </w:tc>
@@ -852,27 +872,7 @@
           </w:tcPr>
           <w:p>
             <w:r>
-              <w:t>no data</w:t>
-            </w:r>
-          </w:p>
-        </w:tc>
-        <w:tc>
-          <w:tcPr>
-            <w:tcW w:type="dxa" w:w="1080"/>
-          </w:tcPr>
-          <w:p>
-            <w:r>
-              <w:t>no data</w:t>
-            </w:r>
-          </w:p>
-        </w:tc>
-        <w:tc>
-          <w:tcPr>
-            <w:tcW w:type="dxa" w:w="1080"/>
-          </w:tcPr>
-          <w:p>
-            <w:r>
-              <w:t>[]</w:t>
+              <w:t>['tBuOK']</w:t>
             </w:r>
           </w:p>
         </w:tc>

--- a/doc_tables/best_cats_amine_MeOH.docx
+++ b/doc_tables/best_cats_amine_MeOH.docx
@@ -392,6 +392,170 @@
           </w:tcPr>
           <w:p>
             <w:r>
+              <w:t>Co</w:t>
+            </w:r>
+          </w:p>
+        </w:tc>
+        <w:tc>
+          <w:tcPr>
+            <w:tcW w:type="dxa" w:w="1080"/>
+          </w:tcPr>
+          <w:p>
+            <w:r>
+              <w:t>1</w:t>
+            </w:r>
+          </w:p>
+        </w:tc>
+        <w:tc>
+          <w:tcPr>
+            <w:tcW w:type="dxa" w:w="1080"/>
+          </w:tcPr>
+          <w:p>
+            <w:r>
+              <w:t>(19/160.0°C/tBuOK/Co@NC-800-L1/inert/10.1039/d1sc05913k/nan)</w:t>
+            </w:r>
+          </w:p>
+        </w:tc>
+        <w:tc>
+          <w:tcPr>
+            <w:tcW w:type="dxa" w:w="1080"/>
+          </w:tcPr>
+          <w:p>
+            <w:r>
+              <w:t>(19/160.0°C/tBuOK/Co@NC-800-L1/inert/10.1039/d1sc05913k/nan)</w:t>
+            </w:r>
+          </w:p>
+        </w:tc>
+        <w:tc>
+          <w:tcPr>
+            <w:tcW w:type="dxa" w:w="1080"/>
+          </w:tcPr>
+          <w:p>
+            <w:r>
+              <w:t>(19/160.0°C/tBuOK/Co@NC-800-L1/inert/10.1039/d1sc05913k/nan)</w:t>
+            </w:r>
+          </w:p>
+        </w:tc>
+        <w:tc>
+          <w:tcPr>
+            <w:tcW w:type="dxa" w:w="1080"/>
+          </w:tcPr>
+          <w:p>
+            <w:r>
+              <w:t>no data</w:t>
+            </w:r>
+          </w:p>
+        </w:tc>
+        <w:tc>
+          <w:tcPr>
+            <w:tcW w:type="dxa" w:w="1080"/>
+          </w:tcPr>
+          <w:p>
+            <w:r>
+              <w:t>no data</w:t>
+            </w:r>
+          </w:p>
+        </w:tc>
+        <w:tc>
+          <w:tcPr>
+            <w:tcW w:type="dxa" w:w="1080"/>
+          </w:tcPr>
+          <w:p>
+            <w:r>
+              <w:t>['tBuOK']</w:t>
+            </w:r>
+          </w:p>
+        </w:tc>
+      </w:tr>
+      <w:tr>
+        <w:tc>
+          <w:tcPr>
+            <w:tcW w:type="dxa" w:w="1080"/>
+          </w:tcPr>
+          <w:p>
+            <w:r>
+              <w:t>Re</w:t>
+            </w:r>
+          </w:p>
+        </w:tc>
+        <w:tc>
+          <w:tcPr>
+            <w:tcW w:type="dxa" w:w="1080"/>
+          </w:tcPr>
+          <w:p>
+            <w:r>
+              <w:t>1</w:t>
+            </w:r>
+          </w:p>
+        </w:tc>
+        <w:tc>
+          <w:tcPr>
+            <w:tcW w:type="dxa" w:w="1080"/>
+          </w:tcPr>
+          <w:p>
+            <w:r>
+              <w:t>(192/140.0°C/Cs2CO3/Re_3/N2/10.1016/j.jcat.2018.08.008/nan)</w:t>
+            </w:r>
+          </w:p>
+        </w:tc>
+        <w:tc>
+          <w:tcPr>
+            <w:tcW w:type="dxa" w:w="1080"/>
+          </w:tcPr>
+          <w:p>
+            <w:r>
+              <w:t>(192/140.0°C/Cs2CO3/Re_3/N2/10.1016/j.jcat.2018.08.008/nan)</w:t>
+            </w:r>
+          </w:p>
+        </w:tc>
+        <w:tc>
+          <w:tcPr>
+            <w:tcW w:type="dxa" w:w="1080"/>
+          </w:tcPr>
+          <w:p>
+            <w:r>
+              <w:t>(14/130.0°C/tBuOK/Re_1/N2/10.1016/j.jcat.2018.08.008/nan)</w:t>
+            </w:r>
+          </w:p>
+        </w:tc>
+        <w:tc>
+          <w:tcPr>
+            <w:tcW w:type="dxa" w:w="1080"/>
+          </w:tcPr>
+          <w:p>
+            <w:r>
+              <w:t>no data</w:t>
+            </w:r>
+          </w:p>
+        </w:tc>
+        <w:tc>
+          <w:tcPr>
+            <w:tcW w:type="dxa" w:w="1080"/>
+          </w:tcPr>
+          <w:p>
+            <w:r>
+              <w:t>no data</w:t>
+            </w:r>
+          </w:p>
+        </w:tc>
+        <w:tc>
+          <w:tcPr>
+            <w:tcW w:type="dxa" w:w="1080"/>
+          </w:tcPr>
+          <w:p>
+            <w:r>
+              <w:t>['Cs2CO3', 'tBuOK', 'K2CO3']</w:t>
+            </w:r>
+          </w:p>
+        </w:tc>
+      </w:tr>
+      <w:tr>
+        <w:tc>
+          <w:tcPr>
+            <w:tcW w:type="dxa" w:w="1080"/>
+          </w:tcPr>
+          <w:p>
+            <w:r>
               <w:t>Cu</w:t>
             </w:r>
           </w:p>
@@ -463,170 +627,6 @@
           <w:p>
             <w:r>
               <w:t>['no base']</w:t>
-            </w:r>
-          </w:p>
-        </w:tc>
-      </w:tr>
-      <w:tr>
-        <w:tc>
-          <w:tcPr>
-            <w:tcW w:type="dxa" w:w="1080"/>
-          </w:tcPr>
-          <w:p>
-            <w:r>
-              <w:t>Fe</w:t>
-            </w:r>
-          </w:p>
-        </w:tc>
-        <w:tc>
-          <w:tcPr>
-            <w:tcW w:type="dxa" w:w="1080"/>
-          </w:tcPr>
-          <w:p>
-            <w:r>
-              <w:t>1</w:t>
-            </w:r>
-          </w:p>
-        </w:tc>
-        <w:tc>
-          <w:tcPr>
-            <w:tcW w:type="dxa" w:w="1080"/>
-          </w:tcPr>
-          <w:p>
-            <w:r>
-              <w:t>(20/80.0°C/MeOK/FeCl3/inert/10.1039/d2qo00825d/nan)</w:t>
-            </w:r>
-          </w:p>
-        </w:tc>
-        <w:tc>
-          <w:tcPr>
-            <w:tcW w:type="dxa" w:w="1080"/>
-          </w:tcPr>
-          <w:p>
-            <w:r>
-              <w:t>no data</w:t>
-            </w:r>
-          </w:p>
-        </w:tc>
-        <w:tc>
-          <w:tcPr>
-            <w:tcW w:type="dxa" w:w="1080"/>
-          </w:tcPr>
-          <w:p>
-            <w:r>
-              <w:t>no data</w:t>
-            </w:r>
-          </w:p>
-        </w:tc>
-        <w:tc>
-          <w:tcPr>
-            <w:tcW w:type="dxa" w:w="1080"/>
-          </w:tcPr>
-          <w:p>
-            <w:r>
-              <w:t>no data</w:t>
-            </w:r>
-          </w:p>
-        </w:tc>
-        <w:tc>
-          <w:tcPr>
-            <w:tcW w:type="dxa" w:w="1080"/>
-          </w:tcPr>
-          <w:p>
-            <w:r>
-              <w:t>no data</w:t>
-            </w:r>
-          </w:p>
-        </w:tc>
-        <w:tc>
-          <w:tcPr>
-            <w:tcW w:type="dxa" w:w="1080"/>
-          </w:tcPr>
-          <w:p>
-            <w:r>
-              <w:t>[]</w:t>
-            </w:r>
-          </w:p>
-        </w:tc>
-      </w:tr>
-      <w:tr>
-        <w:tc>
-          <w:tcPr>
-            <w:tcW w:type="dxa" w:w="1080"/>
-          </w:tcPr>
-          <w:p>
-            <w:r>
-              <w:t>Co</w:t>
-            </w:r>
-          </w:p>
-        </w:tc>
-        <w:tc>
-          <w:tcPr>
-            <w:tcW w:type="dxa" w:w="1080"/>
-          </w:tcPr>
-          <w:p>
-            <w:r>
-              <w:t>1</w:t>
-            </w:r>
-          </w:p>
-        </w:tc>
-        <w:tc>
-          <w:tcPr>
-            <w:tcW w:type="dxa" w:w="1080"/>
-          </w:tcPr>
-          <w:p>
-            <w:r>
-              <w:t>(19/160.0°C/tBuOK/Co@NC-800-L1/inert/10.1039/d1sc05913k/nan)</w:t>
-            </w:r>
-          </w:p>
-        </w:tc>
-        <w:tc>
-          <w:tcPr>
-            <w:tcW w:type="dxa" w:w="1080"/>
-          </w:tcPr>
-          <w:p>
-            <w:r>
-              <w:t>(19/160.0°C/tBuOK/Co@NC-800-L1/inert/10.1039/d1sc05913k/nan)</w:t>
-            </w:r>
-          </w:p>
-        </w:tc>
-        <w:tc>
-          <w:tcPr>
-            <w:tcW w:type="dxa" w:w="1080"/>
-          </w:tcPr>
-          <w:p>
-            <w:r>
-              <w:t>(19/160.0°C/tBuOK/Co@NC-800-L1/inert/10.1039/d1sc05913k/nan)</w:t>
-            </w:r>
-          </w:p>
-        </w:tc>
-        <w:tc>
-          <w:tcPr>
-            <w:tcW w:type="dxa" w:w="1080"/>
-          </w:tcPr>
-          <w:p>
-            <w:r>
-              <w:t>no data</w:t>
-            </w:r>
-          </w:p>
-        </w:tc>
-        <w:tc>
-          <w:tcPr>
-            <w:tcW w:type="dxa" w:w="1080"/>
-          </w:tcPr>
-          <w:p>
-            <w:r>
-              <w:t>no data</w:t>
-            </w:r>
-          </w:p>
-        </w:tc>
-        <w:tc>
-          <w:tcPr>
-            <w:tcW w:type="dxa" w:w="1080"/>
-          </w:tcPr>
-          <w:p>
-            <w:r>
-              <w:t>['tBuOK']</w:t>
             </w:r>
           </w:p>
         </w:tc>
@@ -720,88 +720,6 @@
           </w:tcPr>
           <w:p>
             <w:r>
-              <w:t>Re</w:t>
-            </w:r>
-          </w:p>
-        </w:tc>
-        <w:tc>
-          <w:tcPr>
-            <w:tcW w:type="dxa" w:w="1080"/>
-          </w:tcPr>
-          <w:p>
-            <w:r>
-              <w:t>1</w:t>
-            </w:r>
-          </w:p>
-        </w:tc>
-        <w:tc>
-          <w:tcPr>
-            <w:tcW w:type="dxa" w:w="1080"/>
-          </w:tcPr>
-          <w:p>
-            <w:r>
-              <w:t>(192/140.0°C/Cs2CO3/Re_3/N2/10.1016/j.jcat.2018.08.008/nan)</w:t>
-            </w:r>
-          </w:p>
-        </w:tc>
-        <w:tc>
-          <w:tcPr>
-            <w:tcW w:type="dxa" w:w="1080"/>
-          </w:tcPr>
-          <w:p>
-            <w:r>
-              <w:t>(192/140.0°C/Cs2CO3/Re_3/N2/10.1016/j.jcat.2018.08.008/nan)</w:t>
-            </w:r>
-          </w:p>
-        </w:tc>
-        <w:tc>
-          <w:tcPr>
-            <w:tcW w:type="dxa" w:w="1080"/>
-          </w:tcPr>
-          <w:p>
-            <w:r>
-              <w:t>(14/130.0°C/tBuOK/Re_1/N2/10.1016/j.jcat.2018.08.008/nan)</w:t>
-            </w:r>
-          </w:p>
-        </w:tc>
-        <w:tc>
-          <w:tcPr>
-            <w:tcW w:type="dxa" w:w="1080"/>
-          </w:tcPr>
-          <w:p>
-            <w:r>
-              <w:t>no data</w:t>
-            </w:r>
-          </w:p>
-        </w:tc>
-        <w:tc>
-          <w:tcPr>
-            <w:tcW w:type="dxa" w:w="1080"/>
-          </w:tcPr>
-          <w:p>
-            <w:r>
-              <w:t>no data</w:t>
-            </w:r>
-          </w:p>
-        </w:tc>
-        <w:tc>
-          <w:tcPr>
-            <w:tcW w:type="dxa" w:w="1080"/>
-          </w:tcPr>
-          <w:p>
-            <w:r>
-              <w:t>['Cs2CO3', 'tBuOK', 'K2CO3']</w:t>
-            </w:r>
-          </w:p>
-        </w:tc>
-      </w:tr>
-      <w:tr>
-        <w:tc>
-          <w:tcPr>
-            <w:tcW w:type="dxa" w:w="1080"/>
-          </w:tcPr>
-          <w:p>
-            <w:r>
               <w:t>Bi</w:t>
             </w:r>
           </w:p>
@@ -873,6 +791,88 @@
           <w:p>
             <w:r>
               <w:t>['tBuOK']</w:t>
+            </w:r>
+          </w:p>
+        </w:tc>
+      </w:tr>
+      <w:tr>
+        <w:tc>
+          <w:tcPr>
+            <w:tcW w:type="dxa" w:w="1080"/>
+          </w:tcPr>
+          <w:p>
+            <w:r>
+              <w:t>Fe</w:t>
+            </w:r>
+          </w:p>
+        </w:tc>
+        <w:tc>
+          <w:tcPr>
+            <w:tcW w:type="dxa" w:w="1080"/>
+          </w:tcPr>
+          <w:p>
+            <w:r>
+              <w:t>1</w:t>
+            </w:r>
+          </w:p>
+        </w:tc>
+        <w:tc>
+          <w:tcPr>
+            <w:tcW w:type="dxa" w:w="1080"/>
+          </w:tcPr>
+          <w:p>
+            <w:r>
+              <w:t>(20/80.0°C/MeOK/FeCl3/inert/10.1039/d2qo00825d/nan)</w:t>
+            </w:r>
+          </w:p>
+        </w:tc>
+        <w:tc>
+          <w:tcPr>
+            <w:tcW w:type="dxa" w:w="1080"/>
+          </w:tcPr>
+          <w:p>
+            <w:r>
+              <w:t>no data</w:t>
+            </w:r>
+          </w:p>
+        </w:tc>
+        <w:tc>
+          <w:tcPr>
+            <w:tcW w:type="dxa" w:w="1080"/>
+          </w:tcPr>
+          <w:p>
+            <w:r>
+              <w:t>no data</w:t>
+            </w:r>
+          </w:p>
+        </w:tc>
+        <w:tc>
+          <w:tcPr>
+            <w:tcW w:type="dxa" w:w="1080"/>
+          </w:tcPr>
+          <w:p>
+            <w:r>
+              <w:t>no data</w:t>
+            </w:r>
+          </w:p>
+        </w:tc>
+        <w:tc>
+          <w:tcPr>
+            <w:tcW w:type="dxa" w:w="1080"/>
+          </w:tcPr>
+          <w:p>
+            <w:r>
+              <w:t>no data</w:t>
+            </w:r>
+          </w:p>
+        </w:tc>
+        <w:tc>
+          <w:tcPr>
+            <w:tcW w:type="dxa" w:w="1080"/>
+          </w:tcPr>
+          <w:p>
+            <w:r>
+              <w:t>[]</w:t>
             </w:r>
           </w:p>
         </w:tc>

--- a/doc_tables/best_cats_amine_MeOH.docx
+++ b/doc_tables/best_cats_amine_MeOH.docx
@@ -474,7 +474,7 @@
           </w:tcPr>
           <w:p>
             <w:r>
-              <w:t>Re</w:t>
+              <w:t>Fe</w:t>
             </w:r>
           </w:p>
         </w:tc>
@@ -494,27 +494,7 @@
           </w:tcPr>
           <w:p>
             <w:r>
-              <w:t>(192/140.0°C/Cs2CO3/Re_3/N2/10.1016/j.jcat.2018.08.008/nan)</w:t>
-            </w:r>
-          </w:p>
-        </w:tc>
-        <w:tc>
-          <w:tcPr>
-            <w:tcW w:type="dxa" w:w="1080"/>
-          </w:tcPr>
-          <w:p>
-            <w:r>
-              <w:t>(192/140.0°C/Cs2CO3/Re_3/N2/10.1016/j.jcat.2018.08.008/nan)</w:t>
-            </w:r>
-          </w:p>
-        </w:tc>
-        <w:tc>
-          <w:tcPr>
-            <w:tcW w:type="dxa" w:w="1080"/>
-          </w:tcPr>
-          <w:p>
-            <w:r>
-              <w:t>(14/130.0°C/tBuOK/Re_1/N2/10.1016/j.jcat.2018.08.008/nan)</w:t>
+              <w:t>(20/80.0°C/MeOK/FeCl3/inert/10.1039/d2qo00825d/nan)</w:t>
             </w:r>
           </w:p>
         </w:tc>
@@ -544,19 +524,7 @@
           </w:tcPr>
           <w:p>
             <w:r>
-              <w:t>['Cs2CO3', 'tBuOK', 'K2CO3']</w:t>
-            </w:r>
-          </w:p>
-        </w:tc>
-      </w:tr>
-      <w:tr>
-        <w:tc>
-          <w:tcPr>
-            <w:tcW w:type="dxa" w:w="1080"/>
-          </w:tcPr>
-          <w:p>
-            <w:r>
-              <w:t>Cu</w:t>
+              <w:t>no data</w:t>
             </w:r>
           </w:p>
         </w:tc>
@@ -566,7 +534,7 @@
           </w:tcPr>
           <w:p>
             <w:r>
-              <w:t>1</w:t>
+              <w:t>no data</w:t>
             </w:r>
           </w:p>
         </w:tc>
@@ -576,57 +544,7 @@
           </w:tcPr>
           <w:p>
             <w:r>
-              <w:t>(8/170.0°C/no base/10Cu-5Co/Al2O3/inert/10.1039/d2gc00827k/nan)</w:t>
-            </w:r>
-          </w:p>
-        </w:tc>
-        <w:tc>
-          <w:tcPr>
-            <w:tcW w:type="dxa" w:w="1080"/>
-          </w:tcPr>
-          <w:p>
-            <w:r>
-              <w:t>(8/170.0°C/no base/10Cu-5Co/Al2O3/inert/10.1039/d2gc00827k/nan)</w:t>
-            </w:r>
-          </w:p>
-        </w:tc>
-        <w:tc>
-          <w:tcPr>
-            <w:tcW w:type="dxa" w:w="1080"/>
-          </w:tcPr>
-          <w:p>
-            <w:r>
-              <w:t>(8/170.0°C/no base/10Cu-5Co/Al2O3/inert/10.1039/d2gc00827k/nan)</w:t>
-            </w:r>
-          </w:p>
-        </w:tc>
-        <w:tc>
-          <w:tcPr>
-            <w:tcW w:type="dxa" w:w="1080"/>
-          </w:tcPr>
-          <w:p>
-            <w:r>
-              <w:t>(8/170.0°C/no base/10Cu-5Co/Al2O3/inert/10.1039/d2gc00827k/nan)</w:t>
-            </w:r>
-          </w:p>
-        </w:tc>
-        <w:tc>
-          <w:tcPr>
-            <w:tcW w:type="dxa" w:w="1080"/>
-          </w:tcPr>
-          <w:p>
-            <w:r>
-              <w:t>(8/170.0°C/no base/10Cu-5Co/Al2O3/inert/10.1039/d2gc00827k/nan)</w:t>
-            </w:r>
-          </w:p>
-        </w:tc>
-        <w:tc>
-          <w:tcPr>
-            <w:tcW w:type="dxa" w:w="1080"/>
-          </w:tcPr>
-          <w:p>
-            <w:r>
-              <w:t>['no base']</w:t>
+              <w:t>[]</w:t>
             </w:r>
           </w:p>
         </w:tc>
@@ -720,6 +638,88 @@
           </w:tcPr>
           <w:p>
             <w:r>
+              <w:t>Re</w:t>
+            </w:r>
+          </w:p>
+        </w:tc>
+        <w:tc>
+          <w:tcPr>
+            <w:tcW w:type="dxa" w:w="1080"/>
+          </w:tcPr>
+          <w:p>
+            <w:r>
+              <w:t>1</w:t>
+            </w:r>
+          </w:p>
+        </w:tc>
+        <w:tc>
+          <w:tcPr>
+            <w:tcW w:type="dxa" w:w="1080"/>
+          </w:tcPr>
+          <w:p>
+            <w:r>
+              <w:t>(192/140.0°C/Cs2CO3/Re_3/N2/10.1016/j.jcat.2018.08.008/nan)</w:t>
+            </w:r>
+          </w:p>
+        </w:tc>
+        <w:tc>
+          <w:tcPr>
+            <w:tcW w:type="dxa" w:w="1080"/>
+          </w:tcPr>
+          <w:p>
+            <w:r>
+              <w:t>(192/140.0°C/Cs2CO3/Re_3/N2/10.1016/j.jcat.2018.08.008/nan)</w:t>
+            </w:r>
+          </w:p>
+        </w:tc>
+        <w:tc>
+          <w:tcPr>
+            <w:tcW w:type="dxa" w:w="1080"/>
+          </w:tcPr>
+          <w:p>
+            <w:r>
+              <w:t>(14/130.0°C/tBuOK/Re_1/N2/10.1016/j.jcat.2018.08.008/nan)</w:t>
+            </w:r>
+          </w:p>
+        </w:tc>
+        <w:tc>
+          <w:tcPr>
+            <w:tcW w:type="dxa" w:w="1080"/>
+          </w:tcPr>
+          <w:p>
+            <w:r>
+              <w:t>no data</w:t>
+            </w:r>
+          </w:p>
+        </w:tc>
+        <w:tc>
+          <w:tcPr>
+            <w:tcW w:type="dxa" w:w="1080"/>
+          </w:tcPr>
+          <w:p>
+            <w:r>
+              <w:t>no data</w:t>
+            </w:r>
+          </w:p>
+        </w:tc>
+        <w:tc>
+          <w:tcPr>
+            <w:tcW w:type="dxa" w:w="1080"/>
+          </w:tcPr>
+          <w:p>
+            <w:r>
+              <w:t>['Cs2CO3', 'tBuOK', 'K2CO3']</w:t>
+            </w:r>
+          </w:p>
+        </w:tc>
+      </w:tr>
+      <w:tr>
+        <w:tc>
+          <w:tcPr>
+            <w:tcW w:type="dxa" w:w="1080"/>
+          </w:tcPr>
+          <w:p>
+            <w:r>
               <w:t>Bi</w:t>
             </w:r>
           </w:p>
@@ -802,7 +802,7 @@
           </w:tcPr>
           <w:p>
             <w:r>
-              <w:t>Fe</w:t>
+              <w:t>Cu</w:t>
             </w:r>
           </w:p>
         </w:tc>
@@ -822,7 +822,7 @@
           </w:tcPr>
           <w:p>
             <w:r>
-              <w:t>(20/80.0°C/MeOK/FeCl3/inert/10.1039/d2qo00825d/nan)</w:t>
+              <w:t>(8/170.0°C/no base/10Cu-5Co/Al2O3/inert/10.1039/d2gc00827k/nan)</w:t>
             </w:r>
           </w:p>
         </w:tc>
@@ -832,7 +832,7 @@
           </w:tcPr>
           <w:p>
             <w:r>
-              <w:t>no data</w:t>
+              <w:t>(8/170.0°C/no base/10Cu-5Co/Al2O3/inert/10.1039/d2gc00827k/nan)</w:t>
             </w:r>
           </w:p>
         </w:tc>
@@ -842,7 +842,7 @@
           </w:tcPr>
           <w:p>
             <w:r>
-              <w:t>no data</w:t>
+              <w:t>(8/170.0°C/no base/10Cu-5Co/Al2O3/inert/10.1039/d2gc00827k/nan)</w:t>
             </w:r>
           </w:p>
         </w:tc>
@@ -852,7 +852,7 @@
           </w:tcPr>
           <w:p>
             <w:r>
-              <w:t>no data</w:t>
+              <w:t>(8/170.0°C/no base/10Cu-5Co/Al2O3/inert/10.1039/d2gc00827k/nan)</w:t>
             </w:r>
           </w:p>
         </w:tc>
@@ -862,7 +862,7 @@
           </w:tcPr>
           <w:p>
             <w:r>
-              <w:t>no data</w:t>
+              <w:t>(8/170.0°C/no base/10Cu-5Co/Al2O3/inert/10.1039/d2gc00827k/nan)</w:t>
             </w:r>
           </w:p>
         </w:tc>
@@ -872,7 +872,7 @@
           </w:tcPr>
           <w:p>
             <w:r>
-              <w:t>[]</w:t>
+              <w:t>['no base']</w:t>
             </w:r>
           </w:p>
         </w:tc>

--- a/doc_tables/best_cats_amine_MeOH.docx
+++ b/doc_tables/best_cats_amine_MeOH.docx
@@ -392,6 +392,88 @@
           </w:tcPr>
           <w:p>
             <w:r>
+              <w:t>Cu</w:t>
+            </w:r>
+          </w:p>
+        </w:tc>
+        <w:tc>
+          <w:tcPr>
+            <w:tcW w:type="dxa" w:w="1080"/>
+          </w:tcPr>
+          <w:p>
+            <w:r>
+              <w:t>1</w:t>
+            </w:r>
+          </w:p>
+        </w:tc>
+        <w:tc>
+          <w:tcPr>
+            <w:tcW w:type="dxa" w:w="1080"/>
+          </w:tcPr>
+          <w:p>
+            <w:r>
+              <w:t>(8/170.0°C/no base/10Cu-5Co/Al2O3/inert/10.1039/d2gc00827k/nan)</w:t>
+            </w:r>
+          </w:p>
+        </w:tc>
+        <w:tc>
+          <w:tcPr>
+            <w:tcW w:type="dxa" w:w="1080"/>
+          </w:tcPr>
+          <w:p>
+            <w:r>
+              <w:t>(8/170.0°C/no base/10Cu-5Co/Al2O3/inert/10.1039/d2gc00827k/nan)</w:t>
+            </w:r>
+          </w:p>
+        </w:tc>
+        <w:tc>
+          <w:tcPr>
+            <w:tcW w:type="dxa" w:w="1080"/>
+          </w:tcPr>
+          <w:p>
+            <w:r>
+              <w:t>(8/170.0°C/no base/10Cu-5Co/Al2O3/inert/10.1039/d2gc00827k/nan)</w:t>
+            </w:r>
+          </w:p>
+        </w:tc>
+        <w:tc>
+          <w:tcPr>
+            <w:tcW w:type="dxa" w:w="1080"/>
+          </w:tcPr>
+          <w:p>
+            <w:r>
+              <w:t>(8/170.0°C/no base/10Cu-5Co/Al2O3/inert/10.1039/d2gc00827k/nan)</w:t>
+            </w:r>
+          </w:p>
+        </w:tc>
+        <w:tc>
+          <w:tcPr>
+            <w:tcW w:type="dxa" w:w="1080"/>
+          </w:tcPr>
+          <w:p>
+            <w:r>
+              <w:t>(8/170.0°C/no base/10Cu-5Co/Al2O3/inert/10.1039/d2gc00827k/nan)</w:t>
+            </w:r>
+          </w:p>
+        </w:tc>
+        <w:tc>
+          <w:tcPr>
+            <w:tcW w:type="dxa" w:w="1080"/>
+          </w:tcPr>
+          <w:p>
+            <w:r>
+              <w:t>['no base']</w:t>
+            </w:r>
+          </w:p>
+        </w:tc>
+      </w:tr>
+      <w:tr>
+        <w:tc>
+          <w:tcPr>
+            <w:tcW w:type="dxa" w:w="1080"/>
+          </w:tcPr>
+          <w:p>
+            <w:r>
               <w:t>Co</w:t>
             </w:r>
           </w:p>
@@ -556,6 +638,88 @@
           </w:tcPr>
           <w:p>
             <w:r>
+              <w:t>Re</w:t>
+            </w:r>
+          </w:p>
+        </w:tc>
+        <w:tc>
+          <w:tcPr>
+            <w:tcW w:type="dxa" w:w="1080"/>
+          </w:tcPr>
+          <w:p>
+            <w:r>
+              <w:t>1</w:t>
+            </w:r>
+          </w:p>
+        </w:tc>
+        <w:tc>
+          <w:tcPr>
+            <w:tcW w:type="dxa" w:w="1080"/>
+          </w:tcPr>
+          <w:p>
+            <w:r>
+              <w:t>(192/140.0°C/Cs2CO3/Re_3/N2/10.1016/j.jcat.2018.08.008/nan)</w:t>
+            </w:r>
+          </w:p>
+        </w:tc>
+        <w:tc>
+          <w:tcPr>
+            <w:tcW w:type="dxa" w:w="1080"/>
+          </w:tcPr>
+          <w:p>
+            <w:r>
+              <w:t>(192/140.0°C/Cs2CO3/Re_3/N2/10.1016/j.jcat.2018.08.008/nan)</w:t>
+            </w:r>
+          </w:p>
+        </w:tc>
+        <w:tc>
+          <w:tcPr>
+            <w:tcW w:type="dxa" w:w="1080"/>
+          </w:tcPr>
+          <w:p>
+            <w:r>
+              <w:t>(14/130.0°C/tBuOK/Re_1/N2/10.1016/j.jcat.2018.08.008/nan)</w:t>
+            </w:r>
+          </w:p>
+        </w:tc>
+        <w:tc>
+          <w:tcPr>
+            <w:tcW w:type="dxa" w:w="1080"/>
+          </w:tcPr>
+          <w:p>
+            <w:r>
+              <w:t>no data</w:t>
+            </w:r>
+          </w:p>
+        </w:tc>
+        <w:tc>
+          <w:tcPr>
+            <w:tcW w:type="dxa" w:w="1080"/>
+          </w:tcPr>
+          <w:p>
+            <w:r>
+              <w:t>no data</w:t>
+            </w:r>
+          </w:p>
+        </w:tc>
+        <w:tc>
+          <w:tcPr>
+            <w:tcW w:type="dxa" w:w="1080"/>
+          </w:tcPr>
+          <w:p>
+            <w:r>
+              <w:t>['Cs2CO3', 'tBuOK', 'K2CO3']</w:t>
+            </w:r>
+          </w:p>
+        </w:tc>
+      </w:tr>
+      <w:tr>
+        <w:tc>
+          <w:tcPr>
+            <w:tcW w:type="dxa" w:w="1080"/>
+          </w:tcPr>
+          <w:p>
+            <w:r>
               <w:t>Pd</w:t>
             </w:r>
           </w:p>
@@ -638,88 +802,6 @@
           </w:tcPr>
           <w:p>
             <w:r>
-              <w:t>Re</w:t>
-            </w:r>
-          </w:p>
-        </w:tc>
-        <w:tc>
-          <w:tcPr>
-            <w:tcW w:type="dxa" w:w="1080"/>
-          </w:tcPr>
-          <w:p>
-            <w:r>
-              <w:t>1</w:t>
-            </w:r>
-          </w:p>
-        </w:tc>
-        <w:tc>
-          <w:tcPr>
-            <w:tcW w:type="dxa" w:w="1080"/>
-          </w:tcPr>
-          <w:p>
-            <w:r>
-              <w:t>(192/140.0°C/Cs2CO3/Re_3/N2/10.1016/j.jcat.2018.08.008/nan)</w:t>
-            </w:r>
-          </w:p>
-        </w:tc>
-        <w:tc>
-          <w:tcPr>
-            <w:tcW w:type="dxa" w:w="1080"/>
-          </w:tcPr>
-          <w:p>
-            <w:r>
-              <w:t>(192/140.0°C/Cs2CO3/Re_3/N2/10.1016/j.jcat.2018.08.008/nan)</w:t>
-            </w:r>
-          </w:p>
-        </w:tc>
-        <w:tc>
-          <w:tcPr>
-            <w:tcW w:type="dxa" w:w="1080"/>
-          </w:tcPr>
-          <w:p>
-            <w:r>
-              <w:t>(14/130.0°C/tBuOK/Re_1/N2/10.1016/j.jcat.2018.08.008/nan)</w:t>
-            </w:r>
-          </w:p>
-        </w:tc>
-        <w:tc>
-          <w:tcPr>
-            <w:tcW w:type="dxa" w:w="1080"/>
-          </w:tcPr>
-          <w:p>
-            <w:r>
-              <w:t>no data</w:t>
-            </w:r>
-          </w:p>
-        </w:tc>
-        <w:tc>
-          <w:tcPr>
-            <w:tcW w:type="dxa" w:w="1080"/>
-          </w:tcPr>
-          <w:p>
-            <w:r>
-              <w:t>no data</w:t>
-            </w:r>
-          </w:p>
-        </w:tc>
-        <w:tc>
-          <w:tcPr>
-            <w:tcW w:type="dxa" w:w="1080"/>
-          </w:tcPr>
-          <w:p>
-            <w:r>
-              <w:t>['Cs2CO3', 'tBuOK', 'K2CO3']</w:t>
-            </w:r>
-          </w:p>
-        </w:tc>
-      </w:tr>
-      <w:tr>
-        <w:tc>
-          <w:tcPr>
-            <w:tcW w:type="dxa" w:w="1080"/>
-          </w:tcPr>
-          <w:p>
-            <w:r>
               <w:t>Bi</w:t>
             </w:r>
           </w:p>
@@ -791,88 +873,6 @@
           <w:p>
             <w:r>
               <w:t>['tBuOK']</w:t>
-            </w:r>
-          </w:p>
-        </w:tc>
-      </w:tr>
-      <w:tr>
-        <w:tc>
-          <w:tcPr>
-            <w:tcW w:type="dxa" w:w="1080"/>
-          </w:tcPr>
-          <w:p>
-            <w:r>
-              <w:t>Cu</w:t>
-            </w:r>
-          </w:p>
-        </w:tc>
-        <w:tc>
-          <w:tcPr>
-            <w:tcW w:type="dxa" w:w="1080"/>
-          </w:tcPr>
-          <w:p>
-            <w:r>
-              <w:t>1</w:t>
-            </w:r>
-          </w:p>
-        </w:tc>
-        <w:tc>
-          <w:tcPr>
-            <w:tcW w:type="dxa" w:w="1080"/>
-          </w:tcPr>
-          <w:p>
-            <w:r>
-              <w:t>(8/170.0°C/no base/10Cu-5Co/Al2O3/inert/10.1039/d2gc00827k/nan)</w:t>
-            </w:r>
-          </w:p>
-        </w:tc>
-        <w:tc>
-          <w:tcPr>
-            <w:tcW w:type="dxa" w:w="1080"/>
-          </w:tcPr>
-          <w:p>
-            <w:r>
-              <w:t>(8/170.0°C/no base/10Cu-5Co/Al2O3/inert/10.1039/d2gc00827k/nan)</w:t>
-            </w:r>
-          </w:p>
-        </w:tc>
-        <w:tc>
-          <w:tcPr>
-            <w:tcW w:type="dxa" w:w="1080"/>
-          </w:tcPr>
-          <w:p>
-            <w:r>
-              <w:t>(8/170.0°C/no base/10Cu-5Co/Al2O3/inert/10.1039/d2gc00827k/nan)</w:t>
-            </w:r>
-          </w:p>
-        </w:tc>
-        <w:tc>
-          <w:tcPr>
-            <w:tcW w:type="dxa" w:w="1080"/>
-          </w:tcPr>
-          <w:p>
-            <w:r>
-              <w:t>(8/170.0°C/no base/10Cu-5Co/Al2O3/inert/10.1039/d2gc00827k/nan)</w:t>
-            </w:r>
-          </w:p>
-        </w:tc>
-        <w:tc>
-          <w:tcPr>
-            <w:tcW w:type="dxa" w:w="1080"/>
-          </w:tcPr>
-          <w:p>
-            <w:r>
-              <w:t>(8/170.0°C/no base/10Cu-5Co/Al2O3/inert/10.1039/d2gc00827k/nan)</w:t>
-            </w:r>
-          </w:p>
-        </w:tc>
-        <w:tc>
-          <w:tcPr>
-            <w:tcW w:type="dxa" w:w="1080"/>
-          </w:tcPr>
-          <w:p>
-            <w:r>
-              <w:t>['no base']</w:t>
             </w:r>
           </w:p>
         </w:tc>

--- a/doc_tables/best_cats_amine_MeOH.docx
+++ b/doc_tables/best_cats_amine_MeOH.docx
@@ -166,7 +166,7 @@
           </w:tcPr>
           <w:p>
             <w:r>
-              <w:t>(1000/110.0°C/tBuOK/RuH(CO)Cl(bis(2-(diphenylphosphaneyl)ethyl)amine)/oxygen/10.1021/acs.orglett.8b01449/nan)</w:t>
+              <w:t>(4900/150.0°C/tBuOK/RuH(CO)Cl(bis(2-(diphenylphosphaneyl)ethyl)amine)/Ar/10.1021/acs.orglett.8b01449/nan)</w:t>
             </w:r>
           </w:p>
         </w:tc>
@@ -176,7 +176,7 @@
           </w:tcPr>
           <w:p>
             <w:r>
-              <w:t>(1000/110.0°C/tBuOK/RuH(CO)Cl(bis(2-(diphenylphosphaneyl)ethyl)amine)/oxygen/10.1021/acs.orglett.8b01449/nan)</w:t>
+              <w:t>(4900/150.0°C/tBuOK/RuH(CO)Cl(bis(2-(diphenylphosphaneyl)ethyl)amine)/Ar/10.1021/acs.orglett.8b01449/nan)</w:t>
             </w:r>
           </w:p>
         </w:tc>
@@ -392,88 +392,6 @@
           </w:tcPr>
           <w:p>
             <w:r>
-              <w:t>Cu</w:t>
-            </w:r>
-          </w:p>
-        </w:tc>
-        <w:tc>
-          <w:tcPr>
-            <w:tcW w:type="dxa" w:w="1080"/>
-          </w:tcPr>
-          <w:p>
-            <w:r>
-              <w:t>1</w:t>
-            </w:r>
-          </w:p>
-        </w:tc>
-        <w:tc>
-          <w:tcPr>
-            <w:tcW w:type="dxa" w:w="1080"/>
-          </w:tcPr>
-          <w:p>
-            <w:r>
-              <w:t>(8/170.0°C/no base/10Cu-5Co/Al2O3/inert/10.1039/d2gc00827k/nan)</w:t>
-            </w:r>
-          </w:p>
-        </w:tc>
-        <w:tc>
-          <w:tcPr>
-            <w:tcW w:type="dxa" w:w="1080"/>
-          </w:tcPr>
-          <w:p>
-            <w:r>
-              <w:t>(8/170.0°C/no base/10Cu-5Co/Al2O3/inert/10.1039/d2gc00827k/nan)</w:t>
-            </w:r>
-          </w:p>
-        </w:tc>
-        <w:tc>
-          <w:tcPr>
-            <w:tcW w:type="dxa" w:w="1080"/>
-          </w:tcPr>
-          <w:p>
-            <w:r>
-              <w:t>(8/170.0°C/no base/10Cu-5Co/Al2O3/inert/10.1039/d2gc00827k/nan)</w:t>
-            </w:r>
-          </w:p>
-        </w:tc>
-        <w:tc>
-          <w:tcPr>
-            <w:tcW w:type="dxa" w:w="1080"/>
-          </w:tcPr>
-          <w:p>
-            <w:r>
-              <w:t>(8/170.0°C/no base/10Cu-5Co/Al2O3/inert/10.1039/d2gc00827k/nan)</w:t>
-            </w:r>
-          </w:p>
-        </w:tc>
-        <w:tc>
-          <w:tcPr>
-            <w:tcW w:type="dxa" w:w="1080"/>
-          </w:tcPr>
-          <w:p>
-            <w:r>
-              <w:t>(8/170.0°C/no base/10Cu-5Co/Al2O3/inert/10.1039/d2gc00827k/nan)</w:t>
-            </w:r>
-          </w:p>
-        </w:tc>
-        <w:tc>
-          <w:tcPr>
-            <w:tcW w:type="dxa" w:w="1080"/>
-          </w:tcPr>
-          <w:p>
-            <w:r>
-              <w:t>['no base']</w:t>
-            </w:r>
-          </w:p>
-        </w:tc>
-      </w:tr>
-      <w:tr>
-        <w:tc>
-          <w:tcPr>
-            <w:tcW w:type="dxa" w:w="1080"/>
-          </w:tcPr>
-          <w:p>
-            <w:r>
               <w:t>Co</w:t>
             </w:r>
           </w:p>
@@ -545,6 +463,88 @@
           <w:p>
             <w:r>
               <w:t>['tBuOK']</w:t>
+            </w:r>
+          </w:p>
+        </w:tc>
+      </w:tr>
+      <w:tr>
+        <w:tc>
+          <w:tcPr>
+            <w:tcW w:type="dxa" w:w="1080"/>
+          </w:tcPr>
+          <w:p>
+            <w:r>
+              <w:t>Pd</w:t>
+            </w:r>
+          </w:p>
+        </w:tc>
+        <w:tc>
+          <w:tcPr>
+            <w:tcW w:type="dxa" w:w="1080"/>
+          </w:tcPr>
+          <w:p>
+            <w:r>
+              <w:t>1</w:t>
+            </w:r>
+          </w:p>
+        </w:tc>
+        <w:tc>
+          <w:tcPr>
+            <w:tcW w:type="dxa" w:w="1080"/>
+          </w:tcPr>
+          <w:p>
+            <w:r>
+              <w:t>(25/140.0°C/K2CO3/Pd1Cu0.6–Fe3O4/no_data/10.1039/d2cy00065b/nan)</w:t>
+            </w:r>
+          </w:p>
+        </w:tc>
+        <w:tc>
+          <w:tcPr>
+            <w:tcW w:type="dxa" w:w="1080"/>
+          </w:tcPr>
+          <w:p>
+            <w:r>
+              <w:t>(25/140.0°C/K2CO3/Pd1Cu0.6–Fe3O4/no_data/10.1039/d2cy00065b/nan)</w:t>
+            </w:r>
+          </w:p>
+        </w:tc>
+        <w:tc>
+          <w:tcPr>
+            <w:tcW w:type="dxa" w:w="1080"/>
+          </w:tcPr>
+          <w:p>
+            <w:r>
+              <w:t>(19/120.0°C/K2CO3/Pd 1Cu0.6–Fe3O4/no data/10.1039/d2cy00065b/nan)</w:t>
+            </w:r>
+          </w:p>
+        </w:tc>
+        <w:tc>
+          <w:tcPr>
+            <w:tcW w:type="dxa" w:w="1080"/>
+          </w:tcPr>
+          <w:p>
+            <w:r>
+              <w:t>no data</w:t>
+            </w:r>
+          </w:p>
+        </w:tc>
+        <w:tc>
+          <w:tcPr>
+            <w:tcW w:type="dxa" w:w="1080"/>
+          </w:tcPr>
+          <w:p>
+            <w:r>
+              <w:t>no data</w:t>
+            </w:r>
+          </w:p>
+        </w:tc>
+        <w:tc>
+          <w:tcPr>
+            <w:tcW w:type="dxa" w:w="1080"/>
+          </w:tcPr>
+          <w:p>
+            <w:r>
+              <w:t>['K2CO3', 'KHCO3', 'K3PO4']</w:t>
             </w:r>
           </w:p>
         </w:tc>
@@ -720,88 +720,6 @@
           </w:tcPr>
           <w:p>
             <w:r>
-              <w:t>Pd</w:t>
-            </w:r>
-          </w:p>
-        </w:tc>
-        <w:tc>
-          <w:tcPr>
-            <w:tcW w:type="dxa" w:w="1080"/>
-          </w:tcPr>
-          <w:p>
-            <w:r>
-              <w:t>1</w:t>
-            </w:r>
-          </w:p>
-        </w:tc>
-        <w:tc>
-          <w:tcPr>
-            <w:tcW w:type="dxa" w:w="1080"/>
-          </w:tcPr>
-          <w:p>
-            <w:r>
-              <w:t>(25/140.0°C/K2CO3/Pd1Cu0.6–Fe3O4/no_data/10.1039/d2cy00065b/nan)</w:t>
-            </w:r>
-          </w:p>
-        </w:tc>
-        <w:tc>
-          <w:tcPr>
-            <w:tcW w:type="dxa" w:w="1080"/>
-          </w:tcPr>
-          <w:p>
-            <w:r>
-              <w:t>(25/140.0°C/K2CO3/Pd1Cu0.6–Fe3O4/no_data/10.1039/d2cy00065b/nan)</w:t>
-            </w:r>
-          </w:p>
-        </w:tc>
-        <w:tc>
-          <w:tcPr>
-            <w:tcW w:type="dxa" w:w="1080"/>
-          </w:tcPr>
-          <w:p>
-            <w:r>
-              <w:t>(19/120.0°C/K2CO3/Pd 1Cu0.6–Fe3O4/no data/10.1039/d2cy00065b/nan)</w:t>
-            </w:r>
-          </w:p>
-        </w:tc>
-        <w:tc>
-          <w:tcPr>
-            <w:tcW w:type="dxa" w:w="1080"/>
-          </w:tcPr>
-          <w:p>
-            <w:r>
-              <w:t>no data</w:t>
-            </w:r>
-          </w:p>
-        </w:tc>
-        <w:tc>
-          <w:tcPr>
-            <w:tcW w:type="dxa" w:w="1080"/>
-          </w:tcPr>
-          <w:p>
-            <w:r>
-              <w:t>no data</w:t>
-            </w:r>
-          </w:p>
-        </w:tc>
-        <w:tc>
-          <w:tcPr>
-            <w:tcW w:type="dxa" w:w="1080"/>
-          </w:tcPr>
-          <w:p>
-            <w:r>
-              <w:t>['K2CO3', 'KHCO3', 'K3PO4']</w:t>
-            </w:r>
-          </w:p>
-        </w:tc>
-      </w:tr>
-      <w:tr>
-        <w:tc>
-          <w:tcPr>
-            <w:tcW w:type="dxa" w:w="1080"/>
-          </w:tcPr>
-          <w:p>
-            <w:r>
               <w:t>Bi</w:t>
             </w:r>
           </w:p>
@@ -873,6 +791,88 @@
           <w:p>
             <w:r>
               <w:t>['tBuOK']</w:t>
+            </w:r>
+          </w:p>
+        </w:tc>
+      </w:tr>
+      <w:tr>
+        <w:tc>
+          <w:tcPr>
+            <w:tcW w:type="dxa" w:w="1080"/>
+          </w:tcPr>
+          <w:p>
+            <w:r>
+              <w:t>Cu</w:t>
+            </w:r>
+          </w:p>
+        </w:tc>
+        <w:tc>
+          <w:tcPr>
+            <w:tcW w:type="dxa" w:w="1080"/>
+          </w:tcPr>
+          <w:p>
+            <w:r>
+              <w:t>1</w:t>
+            </w:r>
+          </w:p>
+        </w:tc>
+        <w:tc>
+          <w:tcPr>
+            <w:tcW w:type="dxa" w:w="1080"/>
+          </w:tcPr>
+          <w:p>
+            <w:r>
+              <w:t>(8/170.0°C/no base/10Cu-5Co/Al2O3/inert/10.1039/d2gc00827k/nan)</w:t>
+            </w:r>
+          </w:p>
+        </w:tc>
+        <w:tc>
+          <w:tcPr>
+            <w:tcW w:type="dxa" w:w="1080"/>
+          </w:tcPr>
+          <w:p>
+            <w:r>
+              <w:t>(8/170.0°C/no base/10Cu-5Co/Al2O3/inert/10.1039/d2gc00827k/nan)</w:t>
+            </w:r>
+          </w:p>
+        </w:tc>
+        <w:tc>
+          <w:tcPr>
+            <w:tcW w:type="dxa" w:w="1080"/>
+          </w:tcPr>
+          <w:p>
+            <w:r>
+              <w:t>(8/170.0°C/no base/10Cu-5Co/Al2O3/inert/10.1039/d2gc00827k/nan)</w:t>
+            </w:r>
+          </w:p>
+        </w:tc>
+        <w:tc>
+          <w:tcPr>
+            <w:tcW w:type="dxa" w:w="1080"/>
+          </w:tcPr>
+          <w:p>
+            <w:r>
+              <w:t>(8/170.0°C/no base/10Cu-5Co/Al2O3/inert/10.1039/d2gc00827k/nan)</w:t>
+            </w:r>
+          </w:p>
+        </w:tc>
+        <w:tc>
+          <w:tcPr>
+            <w:tcW w:type="dxa" w:w="1080"/>
+          </w:tcPr>
+          <w:p>
+            <w:r>
+              <w:t>(8/170.0°C/no base/10Cu-5Co/Al2O3/inert/10.1039/d2gc00827k/nan)</w:t>
+            </w:r>
+          </w:p>
+        </w:tc>
+        <w:tc>
+          <w:tcPr>
+            <w:tcW w:type="dxa" w:w="1080"/>
+          </w:tcPr>
+          <w:p>
+            <w:r>
+              <w:t>['no base']</w:t>
             </w:r>
           </w:p>
         </w:tc>
